--- a/example_articles/occupations/Administrative-Clerical/2.occupations_Administrative-Clerical_New_York_Times.docx
+++ b/example_articles/occupations/Administrative-Clerical/2.occupations_Administrative-Clerical_New_York_Times.docx
@@ -7,9 +7,7 @@
         <w:pStyle w:val="Heading1"/>
       </w:pPr>
       <w:r>
-        <w:t>PUBLIC LIVES;</w:t>
-        <w:br/>
-        <w:t>Old-Time Democrat Tries to Weave a Budget Tapestry</w:t>
+        <w:t>A Punk's Proposal</w:t>
       </w:r>
     </w:p>
     <w:p>
@@ -19,17 +17,17 @@
     </w:p>
     <w:p>
       <w:r>
-        <w:t>Date: 1999-11-08</w:t>
+        <w:t>Date: 2015-10-01</w:t>
       </w:r>
     </w:p>
     <w:p>
       <w:r>
-        <w:t>Section: Section A; ; Section A; Page 12; Column 1; National Desk ; Column 1; ; Biography</w:t>
+        <w:t>Section: FASHION; mens-style</w:t>
       </w:r>
     </w:p>
     <w:p>
       <w:r>
-        <w:t>Source file: NYT/42.DOCX</w:t>
+        <w:t>Source file: NYT/30.DOCX</w:t>
       </w:r>
     </w:p>
     <w:p>
@@ -51,64 +49,73 @@
     </w:p>
     <w:p>
       <w:r>
-        <w:t>WHEN Jack Lew, the White House budget director, came to power, he took down an oil painting of a yachting regatta left on the office wall by a Republican predecessor and replaced it with scenes of working-class life.</w:t>
+        <w:t>I was 34, and I had stopped doing heroin after having been addicted for most of the previous 10 years. Within months, I also proposed marriage to a woman I had just met.</w:t>
         <w:br/>
-        <w:t>Then he started trying to replace the legacy of the Reagan revolution.</w:t>
+        <w:t>My father died when I was 7, and my mother didn't remarry until after I had already left home at 17. My parents' marriage had been classically good and happy. That's how I remembered it, and there was no evidence otherwise. She took good care of my sister and me after he was gone, too. My parents were thoughtful people with carefully considered values. I was the aberration.</w:t>
         <w:br/>
-        <w:t>At Mr. Lew's confirmation last year, Senator John Glenn of Ohio told him that his dominion over trillions of dollars would make him "the second most powerful person in our whole government," a daunting thought, in part since Mr. Lew does not appear to have aged much since college.</w:t>
+        <w:t>In the years I was on drugs, I had meanly not had much communication with her, but once I got clean, I thought I could be a better son.</w:t>
         <w:br/>
-        <w:t>But the power is real. And Mr. Lew, knee-deep in politics since he was 12 years old, wants to use it. With negotiations over the size and shape of the federal budget continuing late Sunday night, 37 days into the new fiscal year, Mr. Lew, king of the number crunchers, is in the thick of it.</w:t>
+        <w:t>It's confusing to get clean after years of addiction, though. Your judgment is impaired. It's probably not wise to marry in those circumstances, especially to someone you've known for only weeks, but I wouldn't be deterred.</w:t>
         <w:br/>
-        <w:t>"The purpose of power is to get things done," Mr. Lew said. "Budgets aren't books of numbers. They're a tapestry, the fabric, of what we believe. The numbers tell a story, a self-portrait of what we are as a country."</w:t>
+        <w:t>I also probably should have wondered about the implications of how my intended made it a condition of her acceptance that I see a psychiatrist. But I didn't wonder, I agreed to see the shrink. I didn't tell him much. Why would I? I hardly knew him.</w:t>
         <w:br/>
-        <w:t>Mr. Lew's self-portrait is woven from the tatters of old-time New York Democratic politics and his 14 years working for some of the legendary paleoliberals in Congress, like Tip O'Neill, the Speaker of the House, and Bella Abzug, the boisterous voice of Manhattan's Upper West Side.</w:t>
+        <w:t>I didn't have an engagement ring. It wasn't that kind of proposal. It was a sort of negotiated proposal that emerged across a few dramatic weeks. Ultimately, she did accept, though.</w:t>
         <w:br/>
-        <w:t>"The idea of making the world a better place was very much a part of my upbringing," Mr. Lew said. "The most important things in my house were books and ideas. The issues of the world were part of our daily conversations."</w:t>
+        <w:t>I had an idea about the ring. I had always admired the one my mother had been given by my father. It was big and pretty. It would be the ideal way to start my new life as a clean adult married person, who talked to his mother. So when I called to tell her about my impending wedding, I worked in the concept of her dormant ring. She seemed baffled, or uneasy — a little at first, but then she agreed. I was elated. Everything seemed right.</w:t>
         <w:br/>
-        <w:t>Mr. Lew, who is 44, married to a teacher of learning-disabled students and has two teenage children, grew up in the apartment in Queens where his mother, Ruth, a retired office manager, still lives. His late father, Irving, who became a lawyer and a rare-book dealer, came to New York from Poland in 1916 and learned to speak English at Boys High School in Brooklyn.</w:t>
+        <w:t>She sent me the ring. I hadn't seen it in a long time. It was evocative and beautiful, perfect. My fiancée realized we should get it insured. The appraiser told us it was fake.</w:t>
         <w:br/>
-        <w:t>"This is very much part of my understanding of what government is," Mr. Lew said, referring to his father's experience. "What would have become of my father if he hadn't been able to learn English in the public schools?"</w:t>
+        <w:t>I was at a loss. What was going on? What did it mean? It was a big diamond. Could my parents have been nervous about her wearing it on the street? But how could my mother forget that? I thought I couldn't give my wife-to-be a fake diamond engagement ring. I was already at a disadvantage with her.</w:t>
         <w:br/>
-        <w:t>In 1968, a year of political assassinations and protests, Mr. Lew hit the streets of New York to campaign for Senator Eugene McCarthy, the dove in the Democratic presidential campaign.</w:t>
+        <w:t>Should I call my mother? That didn't seem right, since apparently she didn't know. But what? Everything everywhere was already complicated and confusing, even if things had seemed to be going my way. I didn't know where to begin with this new thing.</w:t>
         <w:br/>
-        <w:t>"Pretty exciting for a 12-year-old," Mr. Lew said. "It was also my introduction to seeing that you could make a difference in people's lives through politics."</w:t>
+        <w:t>Finally, it occurred to me to call my mother's mother. She was a feisty working-class Southern lady from Alabama who lived in Texas now. I had never had much contact with her, since she lived so far away, but she was always warm. I was a grown-up husband-to-be now, and we could talk like adults.</w:t>
         <w:br/>
-        <w:t>At 18, he became an aide to Ms. Abzug of Manhattan. At 23, after graduating from Harvard, he went to work for Mr. O'Neill of Massachusetts, the Tyrannosaurus rex of the lost world of Democratic politics on Capitol Hill, and became his chief aide on domestic policy.</w:t>
+        <w:t>Mama Doll we called her. Her name was Dolly. I realize as I write that her name in the family does evoke for me an image of an antique doll, porcelain maybe, with hair falling out and crimson lips, something from another era, or even universe. And she was like that.</w:t>
         <w:br/>
-        <w:t>"He took away from that experience the best of Tip O'Neill -- using power as an instrument to help people," said John D. Podesta, the White House chief of staff.</w:t>
+        <w:t>She had been married four times and was the only person in any branch of my family who drank.</w:t>
         <w:br/>
-        <w:t>Mr. Lew concurred. "I grew up in many ways on the Hill in Mr. O'Neill's office," he said.</w:t>
+        <w:t>Her main recreation was bridge, and she worked in an office. She cackled.</w:t>
         <w:br/>
-        <w:t>Then, in 1981, came the Reagan revolution.</w:t>
+        <w:t>I told her what had happened, and she immediately reassured me. She explained that my father's mother, my beloved Grandma Linda, some years deceased, had had an heirloom brooch, long in the family, into which were set three large diamonds.</w:t>
         <w:br/>
-        <w:t>"That was a very difficult, disappointing year, the year I lost my father, the year the Democrats lost control of the government," Mr. Lew said. In many ways, he said, he has spent the last 20 years working to repair what he believes Mr. Reagan wrought: a government with huge debts and a deficit of compassion.</w:t>
+        <w:t>When her three sons were young, she had promised them that she would have those stones reset into engagement rings for them when they grew up. Unfortunately, over the course of previous generations, one of the diamonds had been lost and replaced by matching costume jewelry. Because my father was the youngest son, he got the paste diamond.</w:t>
         <w:br/>
-        <w:t>CONGRESS'S most potent weapon is the power of the purse: to spend money to get things done, or to cut it off. And since the Republicans took Congress in 1995, the budget battles have been bitter. That year, the battles shut down the government. In 1998, shortly after Mr. Lew rose from deputy White House budget director, replacing Franklin D. Raines, they contributed to the fall of the Speaker, Newt Gingrich.</w:t>
+        <w:t>"Why didn't Mom tell me that?"</w:t>
         <w:br/>
-        <w:t>This year, the fight is about which party can claim that their fiscal discipline will balance the budget, protect Social Security and make them deserving of political power. The Republican leadership sees these issues as weapons for keeping control in Congress and taking back the White House next year.</w:t>
+        <w:t>"Maybe she didn't want to disappoint you."</w:t>
         <w:br/>
-        <w:t>As the budget wars drag on, Mr. Lew goes to battle with Congress deep into the night, almost every night -- save sundown Friday to sundown Saturday, when he observes the Jewish sabbath -- and feels increasingly victorious.</w:t>
+        <w:t>"But she knows?"</w:t>
         <w:br/>
-        <w:t>"We've won the battle in the past two years that we lost in 1981," he said. "Our goal wasn't to stop things. It was to do things the right way. If you don't use power to got things done, it contributes to public cynicism. People only see political infighting. And I don't think that's what government's all about."</w:t>
+        <w:t>"Of course."</w:t>
         <w:br/>
-        <w:t>Most of his adversaries say they respect him. "I enjoy working with Jack Lew," said Representative C. W. Bill Young of Florida, the Republican chairman of the House Appropriations Committee. "He's a tough negotiator, but he's very nice to work with."</w:t>
+        <w:t>My mother has always been closemouthed about awkward matters. "If you don't have something nice to say, don't say anything at all," she would often instruct us. She seems to be able to close herself off from uncomfortable information.</w:t>
         <w:br/>
-        <w:t>But not all. The Democrats have been bashing the Republicans for using billions of surplus Social Security funds to finance this year's spending bills, and "it's unfortunate that Jack Lew's participated in these berating sessions," said Senator Arlen Specter, Republican of Pennsylvania. "Up until then I always thought he was a professional."</w:t>
+        <w:t>It's not as if she's prim or self-righteous; she's not at all. She's empathetic and generous; she just doesn't like dwelling on ugliness or dubious behavior if it can be avoided.</w:t>
         <w:br/>
-        <w:t>At the bargaining table, Mr. Podesta said, the administration is unified, while Republicans speak in several voices -- moderate, conservative and very conservative.</w:t>
+        <w:t>I didn't understand why she hadn't told me about the brooch, but I didn't think it really mattered. I called her and told her the whole sequence of events.</w:t>
         <w:br/>
-        <w:t>"When I am negotiating, I am doing it in one voice," Mr. Lew said. "That gives us strength."</w:t>
+        <w:t>She kind of laughed uncomfortably. She seemed as surprised about it all as I had been, but with a kind of knowing surprise.</w:t>
         <w:br/>
+        <w:t>Then came the first substantial revelation: Mama Doll was a pathological liar. Well, that may be a little overdramatic. It depends on the connotation of "pathological." But she freely and enthusiastically lied, and she had made up that story about the brooch on the spot.</w:t>
         <w:br/>
-        <w:t>http://www.nytimes.com</w:t>
+        <w:t>Then came the second revelation. My mother hadn't known the diamond was false, but my father, a college professor of psychology, had been a compulsive gambler who annually lost all the young couple's savings at the track and, in fact, had been given an ultimatum by my mother the year of his death that she would leave him if he did it again.</w:t>
         <w:br/>
+        <w:t>So in one afternoon, I learned that my grandmother was a flamboyant liar and that my father was a compulsive gambler (and also that my sweet, groundbreaking feminist, civil-rights-activist, strong-willed college teacher of a mother was so conservative that she would attempt to permanently hide from my sister and me that fact about our father).</w:t>
         <w:br/>
-        <w:t>Graphic</w:t>
+        <w:t>I don't want to imply too much significance. It was simply an interesting afternoon. Yes, I was changed a little bit, but it was mostly in that it crystallized my knowledge that we were all just ordinarily human, not the mythologically heavyweight creatures one can tend to make of oneself and one's family, and damned near everyone else.</w:t>
         <w:br/>
+        <w:t>Also, that nothing is as it seems. Everything is strange and funny (if sometimes sad) shifting, overlapping realities that can't be caught. It made me like everyone more.</w:t>
         <w:br/>
-        <w:t xml:space="preserve"> </w:t>
+        <w:t>Incidentally, that marriage of mine lasted about a year and a half.</w:t>
         <w:br/>
-        <w:t>Photo: "The purpose of power is to get things done," says Jack Lew. (Shana Raab for The New York Times)</w:t>
+        <w:t xml:space="preserve">Richard Hell, a onetime musician, published the autobiography "I Dreamed I Was a Very Clean Tramp" in 2013. His new book, "Massive Pissed Love: Nonfiction 2001-2014," comes out this month. </w:t>
+        <w:br/>
+        <w:t>PHOTO:  (PHOTOGRAPH BY Tim Bower FOR THE NEW YORK TIMES)</w:t>
+        <w:br/>
+        <w:t>Related Articles</w:t>
+        <w:br/>
+        <w:t>Patti Smith, Survivor</w:t>
       </w:r>
     </w:p>
     <w:sectPr>

--- a/example_articles/occupations/Administrative-Clerical/2.occupations_Administrative-Clerical_New_York_Times.docx
+++ b/example_articles/occupations/Administrative-Clerical/2.occupations_Administrative-Clerical_New_York_Times.docx
@@ -7,7 +7,7 @@
         <w:pStyle w:val="Heading1"/>
       </w:pPr>
       <w:r>
-        <w:t>A Punk's Proposal</w:t>
+        <w:t>Word of the Day: disdainful; Word of the day</w:t>
       </w:r>
     </w:p>
     <w:p>
@@ -17,17 +17,17 @@
     </w:p>
     <w:p>
       <w:r>
-        <w:t>Date: 2015-10-01</w:t>
+        <w:t>Date: 2023-07-03</w:t>
       </w:r>
     </w:p>
     <w:p>
       <w:r>
-        <w:t>Section: FASHION; mens-style</w:t>
+        <w:t>Section: LEARNING</w:t>
       </w:r>
     </w:p>
     <w:p>
       <w:r>
-        <w:t>Source file: NYT/30.DOCX</w:t>
+        <w:t>Source file: NYT/4.DOCX</w:t>
       </w:r>
     </w:p>
     <w:p>
@@ -49,73 +49,37 @@
     </w:p>
     <w:p>
       <w:r>
-        <w:t>I was 34, and I had stopped doing heroin after having been addicted for most of the previous 10 years. Within months, I also proposed marriage to a woman I had just met.</w:t>
+        <w:t>This word has appeared in 26 articles on NYTimes.com in the past year. Can you use it in a sentence?</w:t>
         <w:br/>
-        <w:t>My father died when I was 7, and my mother didn't remarry until after I had already left home at 17. My parents' marriage had been classically good and happy. That's how I remembered it, and there was no evidence otherwise. She took good care of my sister and me after he was gone, too. My parents were thoughtful people with carefully considered values. I was the aberration.</w:t>
+        <w:t>disdainful \ dis-ˈdān-fəl \ adjective</w:t>
         <w:br/>
-        <w:t>In the years I was on drugs, I had meanly not had much communication with her, but once I got clean, I thought I could be a better son.</w:t>
+        <w:t>1. having or showing arrogant superiority to and scorn for people or things perceived to be unworthy</w:t>
         <w:br/>
-        <w:t>It's confusing to get clean after years of addiction, though. Your judgment is impaired. It's probably not wise to marry in those circumstances, especially to someone you've known for only weeks, but I wouldn't be deterred.</w:t>
+        <w:t>2. expressing scorn or contempt</w:t>
         <w:br/>
-        <w:t>I also probably should have wondered about the implications of how my intended made it a condition of her acceptance that I see a psychiatrist. But I didn't wonder, I agreed to see the shrink. I didn't tell him much. Why would I? I hardly knew him.</w:t>
+        <w:t>The word disdainful has appeared in 26 articles on NYTimes.com in the past year, including on May 27 in the book review "My Father the Frustrated Artist" by Christopher Sorrentino:</w:t>
         <w:br/>
-        <w:t>I didn't have an engagement ring. It wasn't that kind of proposal. It was a sort of negotiated proposal that emerged across a few dramatic weeks. Ultimately, she did accept, though.</w:t>
+        <w:t>A career employee with Italy's state railway, Federì is convinced that he's financially exploited by his in-laws, stuck with a woman who is "not good enough," and above all snubbed by a clubby art establishment, which he's convinced is disdainful of his working-class status and envious of his talent.</w:t>
         <w:br/>
-        <w:t>I had an idea about the ring. I had always admired the one my mother had been given by my father. It was big and pretty. It would be the ideal way to start my new life as a clean adult married person, who talked to his mother. So when I called to tell her about my impending wedding, I worked in the concept of her dormant ring. She seemed baffled, or uneasy — a little at first, but then she agreed. I was elated. Everything seemed right.</w:t>
+        <w:t>Whatever else he may be, Federì is neither delusional about his gifts nor a casual dabbler. (The book's dust jacket reproduces "The Drinkers," an impressive painting whose exacting creation by the author's real-life father is recounted in the text.) It isn't hard to identify with Federì's frustration as he's insulted by critics and peers, excluded from exhibitions, deprived of prizes and ultimately forgotten, his paintings moldering for years on municipal-office walls where they barely register with the bored civil servants working beneath them.</w:t>
         <w:br/>
-        <w:t>She sent me the ring. I hadn't seen it in a long time. It was evocative and beautiful, perfect. My fiancée realized we should get it insured. The appraiser told us it was fake.</w:t>
+        <w:t>Daily Word Challenge</w:t>
         <w:br/>
-        <w:t>I was at a loss. What was going on? What did it mean? It was a big diamond. Could my parents have been nervous about her wearing it on the street? But how could my mother forget that? I thought I couldn't give my wife-to-be a fake diamond engagement ring. I was already at a disadvantage with her.</w:t>
+        <w:t>Can you correctly use the word disdainful in a sentence?</w:t>
         <w:br/>
-        <w:t>Should I call my mother? That didn't seem right, since apparently she didn't know. But what? Everything everywhere was already complicated and confusing, even if things had seemed to be going my way. I didn't know where to begin with this new thing.</w:t>
+        <w:t>Based on the definition and example provided, write a sentence using today's Word of the Day and share it as a comment on this article. It is most important that your sentence makes sense and demonstrates that you understand the word's definition, but we also encourage you to be creative and have fun.</w:t>
         <w:br/>
-        <w:t>Finally, it occurred to me to call my mother's mother. She was a feisty working-class Southern lady from Alabama who lived in Texas now. I had never had much contact with her, since she lived so far away, but she was always warm. I was a grown-up husband-to-be now, and we could talk like adults.</w:t>
+        <w:t>Then, read some of the other sentences students have submitted and use the "Recommend" button to vote for two original sentences that stand out to you.</w:t>
         <w:br/>
-        <w:t>Mama Doll we called her. Her name was Dolly. I realize as I write that her name in the family does evoke for me an image of an antique doll, porcelain maybe, with hair falling out and crimson lips, something from another era, or even universe. And she was like that.</w:t>
+        <w:t>If you want a better idea of how disdainful can be used in a sentence, read these usage examples on Vocabulary.com.</w:t>
         <w:br/>
-        <w:t>She had been married four times and was the only person in any branch of my family who drank.</w:t>
+        <w:t>If you enjoy this daily challenge, try our vocabulary quizzes.</w:t>
         <w:br/>
-        <w:t>Her main recreation was bridge, and she worked in an office. She cackled.</w:t>
+        <w:t>Students ages 13 and older in the United States and the United Kingdom, and 16 and older elsewhere, can comment. All comments are moderated by the Learning Network staff.</w:t>
         <w:br/>
-        <w:t>I told her what had happened, and she immediately reassured me. She explained that my father's mother, my beloved Grandma Linda, some years deceased, had had an heirloom brooch, long in the family, into which were set three large diamonds.</w:t>
+        <w:t>The Word of the Day is provided by Vocabulary.com. Learn more and see usage examples across a range of subjects in the Vocabulary.com Dictionary. See every Word of the Day in this column.</w:t>
         <w:br/>
-        <w:t>When her three sons were young, she had promised them that she would have those stones reset into engagement rings for them when they grew up. Unfortunately, over the course of previous generations, one of the diamonds had been lost and replaced by matching costume jewelry. Because my father was the youngest son, he got the paste diamond.</w:t>
-        <w:br/>
-        <w:t>"Why didn't Mom tell me that?"</w:t>
-        <w:br/>
-        <w:t>"Maybe she didn't want to disappoint you."</w:t>
-        <w:br/>
-        <w:t>"But she knows?"</w:t>
-        <w:br/>
-        <w:t>"Of course."</w:t>
-        <w:br/>
-        <w:t>My mother has always been closemouthed about awkward matters. "If you don't have something nice to say, don't say anything at all," she would often instruct us. She seems to be able to close herself off from uncomfortable information.</w:t>
-        <w:br/>
-        <w:t>It's not as if she's prim or self-righteous; she's not at all. She's empathetic and generous; she just doesn't like dwelling on ugliness or dubious behavior if it can be avoided.</w:t>
-        <w:br/>
-        <w:t>I didn't understand why she hadn't told me about the brooch, but I didn't think it really mattered. I called her and told her the whole sequence of events.</w:t>
-        <w:br/>
-        <w:t>She kind of laughed uncomfortably. She seemed as surprised about it all as I had been, but with a kind of knowing surprise.</w:t>
-        <w:br/>
-        <w:t>Then came the first substantial revelation: Mama Doll was a pathological liar. Well, that may be a little overdramatic. It depends on the connotation of "pathological." But she freely and enthusiastically lied, and she had made up that story about the brooch on the spot.</w:t>
-        <w:br/>
-        <w:t>Then came the second revelation. My mother hadn't known the diamond was false, but my father, a college professor of psychology, had been a compulsive gambler who annually lost all the young couple's savings at the track and, in fact, had been given an ultimatum by my mother the year of his death that she would leave him if he did it again.</w:t>
-        <w:br/>
-        <w:t>So in one afternoon, I learned that my grandmother was a flamboyant liar and that my father was a compulsive gambler (and also that my sweet, groundbreaking feminist, civil-rights-activist, strong-willed college teacher of a mother was so conservative that she would attempt to permanently hide from my sister and me that fact about our father).</w:t>
-        <w:br/>
-        <w:t>I don't want to imply too much significance. It was simply an interesting afternoon. Yes, I was changed a little bit, but it was mostly in that it crystallized my knowledge that we were all just ordinarily human, not the mythologically heavyweight creatures one can tend to make of oneself and one's family, and damned near everyone else.</w:t>
-        <w:br/>
-        <w:t>Also, that nothing is as it seems. Everything is strange and funny (if sometimes sad) shifting, overlapping realities that can't be caught. It made me like everyone more.</w:t>
-        <w:br/>
-        <w:t>Incidentally, that marriage of mine lasted about a year and a half.</w:t>
-        <w:br/>
-        <w:t xml:space="preserve">Richard Hell, a onetime musician, published the autobiography "I Dreamed I Was a Very Clean Tramp" in 2013. His new book, "Massive Pissed Love: Nonfiction 2001-2014," comes out this month. </w:t>
-        <w:br/>
-        <w:t>PHOTO:  (PHOTOGRAPH BY Tim Bower FOR THE NEW YORK TIMES)</w:t>
-        <w:br/>
-        <w:t>Related Articles</w:t>
-        <w:br/>
-        <w:t>Patti Smith, Survivor</w:t>
+        <w:t>PHOTO:  (PHOTOGRAPH BY Cindy Lozito FOR THE NEW YORK TIMES)</w:t>
       </w:r>
     </w:p>
     <w:sectPr>
